--- a/docs/FrameForge_Pipeline_Reevaluation.docx
+++ b/docs/FrameForge_Pipeline_Reevaluation.docx
@@ -1664,6 +1664,19 @@
               <w:t xml:space="preserve">At ControlNet strength 1.0, sketch lineart is preserved too aggressively in the output — visible black lines appear on the rendered character. Reducing to 0.85 helps but does not eliminate the issue. This is acceptable for now: the lines can be cleaned up manually, and FrameForge’s philosophy is that the animator reviews and polishes edge frames.</w:t>
             </w:r>
           </w:p>
+          <w:p>
+            <w:pPr>
+              <w:spacing w:after="60"/>
+            </w:pPr>
+            <w:r>
+              <w:rPr>
+                <w:rFonts w:ascii="Arial" w:cs="Arial" w:eastAsia="Arial" w:hAnsi="Arial"/>
+                <w:sz w:val="20"/>
+                <w:szCs w:val="20"/>
+              </w:rPr>
+              <w:t xml:space="preserve">Future approach: since FrameForge is moving to a layer-based pipeline, consider having the AI generate only base colors and shading (without lineart), then compositing the original sketch (or a cleaned version) as a separate Multiply-blend layer on top. This prevents the AI from “inventing” line thickness and gives the animator full control over the lineart layer.</w:t>
+            </w:r>
+          </w:p>
         </w:tc>
       </w:tr>
     </w:tbl>
@@ -4196,6 +4209,26 @@
     </w:p>
     <w:p>
       <w:pPr>
+        <w:spacing w:after="120"/>
+      </w:pPr>
+      <w:r>
+        <w:rPr>
+          <w:b/>
+          <w:bCs/>
+        </w:rPr>
+        <w:t xml:space="preserve">Note on rembg model choice: </w:t>
+      </w:r>
+      <w:r>
+        <w:t xml:space="preserve">The default U²-Net model in rembg is known to struggle with fine anime hair edges. Anime-specific segmentation models (e.g., IS-Net variants) may produce significantly cleaner results. Worth testing alternative rembg models if U²-Net edge quality remains insufficient.</w:t>
+      </w:r>
+    </w:p>
+    <w:p>
+      <w:pPr>
+        <w:spacing w:after="80"/>
+      </w:pPr>
+    </w:p>
+    <w:p>
+      <w:pPr>
         <w:pStyle w:val="Heading2"/>
       </w:pPr>
       <w:r>
@@ -4500,7 +4533,7 @@
         <w:spacing w:after="60"/>
       </w:pPr>
       <w:r>
-        <w:t xml:space="preserve">Risk: combining two renders may produce visible seams at the junction. Requires careful blending.</w:t>
+        <w:t xml:space="preserve">Risk: combining two renders may produce visible seams at the junction between head and body. This is a significant risk — seams are extremely difficult to eliminate automatically without sophisticated blending or manual touch-up. Must be evaluated carefully.</w:t>
       </w:r>
     </w:p>
     <w:p>
@@ -4530,7 +4563,7 @@
           <w:b/>
           <w:bCs/>
         </w:rPr>
-        <w:t xml:space="preserve">Approach 3 — Multi-reference embedding averaging:</w:t>
+        <w:t xml:space="preserve">Approach 3 — Multi-reference embedding averaging (likely strongest approach):</w:t>
       </w:r>
     </w:p>
     <w:p>
@@ -4569,7 +4602,7 @@
         <w:spacing w:after="60"/>
       </w:pPr>
       <w:r>
-        <w:t xml:space="preserve">Theory: multiple views create a more complete character representation that is less pose-dependent.</w:t>
+        <w:t xml:space="preserve">Theory: multiple views create a more complete character representation that is less pose-dependent. This is likely the strongest approach within the current ComfyUI ecosystem for cross-angle consistency.</w:t>
       </w:r>
     </w:p>
     <w:p>
@@ -4979,7 +5012,7 @@
         <w:spacing w:after="60"/>
       </w:pPr>
       <w:r>
-        <w:t xml:space="preserve">Currently, the raw sketch is sent directly to ControlNet. Adding a lineart preprocessor (e.g., Lineart, Lineart_Coarse, or SoftEdge) could produce cleaner structural guidance.</w:t>
+        <w:t xml:space="preserve">Currently, the raw sketch is sent directly to ControlNet. Adding a lineart preprocessor (e.g., Lineart, Lineart_Coarse, lineart_anime, lineart_anime_denoise, or SoftEdge) could produce cleaner structural guidance.</w:t>
       </w:r>
     </w:p>
     <w:p>
@@ -4992,7 +5025,7 @@
         <w:spacing w:after="60"/>
       </w:pPr>
       <w:r>
-        <w:t xml:space="preserve">Different preprocessors are optimized for different line weights — the right choice depends on the animator’s drawing style.</w:t>
+        <w:t xml:space="preserve">Different preprocessors are optimized for different line weights — the right choice depends on the animator’s drawing style. lineart_anime and lineart_anime_denoise are specifically designed for anime-style line extraction.</w:t>
       </w:r>
     </w:p>
     <w:p>
@@ -5006,6 +5039,19 @@
       </w:pPr>
       <w:r>
         <w:t xml:space="preserve">ComfyUI has native support for ControlNet preprocessors as drop-in nodes.</w:t>
+      </w:r>
+    </w:p>
+    <w:p>
+      <w:pPr>
+        <w:pStyle w:val="ListParagraph"/>
+        <w:numPr>
+          <w:ilvl w:val="0"/>
+          <w:numId w:val="10"/>
+        </w:numPr>
+        <w:spacing w:after="60"/>
+      </w:pPr>
+      <w:r>
+        <w:t xml:space="preserve">Advanced approach: rather than having ControlNet bake lineart into the render, use ControlNet only for structural guidance at reduced strength, then composite the original sketch as a Multiply-blend layer on top of the AI-generated colors. This keeps the AI from inventing line thickness.</w:t>
       </w:r>
     </w:p>
     <w:p>
@@ -5230,7 +5276,7 @@
         <w:t xml:space="preserve">Priority: </w:t>
       </w:r>
       <w:r>
-        <w:t xml:space="preserve">Low (research track) — this is exploratory, not blocking.</w:t>
+        <w:t xml:space="preserve">Mixed — MangaNinja warrants a high-priority spike; the rest is exploratory.</w:t>
       </w:r>
     </w:p>
     <w:p>
@@ -5283,7 +5329,7 @@
                 <w:sz w:val="22"/>
                 <w:szCs w:val="22"/>
               </w:rPr>
-              <w:t xml:space="preserve">⚠️ UNVERIFIED — Pure Research</w:t>
+              <w:t xml:space="preserve">⭐ MangaNinja — Elevated Priority</w:t>
             </w:r>
           </w:p>
           <w:p>
@@ -5296,7 +5342,7 @@
                 <w:sz w:val="20"/>
                 <w:szCs w:val="20"/>
               </w:rPr>
-              <w:t xml:space="preserve">The following are identified from competitive analysis and community practice. None have been prototyped.</w:t>
+              <w:t xml:space="preserve">MangaNinja (CVPR 2025) already has a ComfyUI node (ComfyUI_MangaNinjia) and is open-source. It was designed specifically for reference-guided lineart colorization with point-driven control, which is exactly FrameForge’s core task. It may solve IP-Adapter color bleeding AND cross-angle reference problems in one shot. A 2-hour RunPod spike to test this is strongly recommended before investing further in IP-Adapter workarounds.</w:t>
             </w:r>
           </w:p>
         </w:tc>
@@ -5324,7 +5370,7 @@
         <w:t xml:space="preserve">MangaNinja: </w:t>
       </w:r>
       <w:r>
-        <w:t xml:space="preserve">CVPR 2025 open-source project for reference-guided line art colorization. Uses a Dual U-Net architecture with point-driven interactive control. Could potentially replace or supplement the current IP-Adapter approach for colorization specifically. Requires significant integration work.</w:t>
+        <w:t xml:space="preserve">CVPR 2025 open-source project for reference-guided line art colorization. Uses a Dual U-Net architecture with point-driven interactive control. A ComfyUI node (ComfyUI_MangaNinjia) already exists. Could potentially replace or supplement the current IP-Adapter approach for colorization specifically. Should be tested as a high-priority research spike.</w:t>
       </w:r>
     </w:p>
     <w:p>
@@ -6727,7 +6773,7 @@
                 <w:sz w:val="20"/>
                 <w:szCs w:val="20"/>
               </w:rPr>
-              <w:t xml:space="preserve">Quick test: IP-Adapter FaceID with anime face crop</w:t>
+              <w:t xml:space="preserve">Test MangaNinja ComfyUI node on RunPod</w:t>
             </w:r>
           </w:p>
         </w:tc>
@@ -6754,7 +6800,7 @@
                 <w:sz w:val="20"/>
                 <w:szCs w:val="20"/>
               </w:rPr>
-              <w:t xml:space="preserve">Experiment (likely non-viable)</w:t>
+              <w:t xml:space="preserve">Experiment (UNVERIFIED, high potential)</w:t>
             </w:r>
           </w:p>
         </w:tc>
@@ -6808,7 +6854,7 @@
                 <w:sz w:val="20"/>
                 <w:szCs w:val="20"/>
               </w:rPr>
-              <w:t xml:space="preserve">1 hour (to confirm it fails)</w:t>
+              <w:t xml:space="preserve">2–3 hours</w:t>
             </w:r>
           </w:p>
         </w:tc>
@@ -6864,7 +6910,7 @@
                 <w:sz w:val="20"/>
                 <w:szCs w:val="20"/>
               </w:rPr>
-              <w:t xml:space="preserve">Prototype physical image split (face crop + body crop, separate renders)</w:t>
+              <w:t xml:space="preserve">Quick test: IP-Adapter FaceID with anime face crop</w:t>
             </w:r>
           </w:p>
         </w:tc>
@@ -6891,7 +6937,7 @@
                 <w:sz w:val="20"/>
                 <w:szCs w:val="20"/>
               </w:rPr>
-              <w:t xml:space="preserve">Experiment (UNVERIFIED)</w:t>
+              <w:t xml:space="preserve">Experiment (likely non-viable)</w:t>
             </w:r>
           </w:p>
         </w:tc>
@@ -6945,7 +6991,7 @@
                 <w:sz w:val="20"/>
                 <w:szCs w:val="20"/>
               </w:rPr>
-              <w:t xml:space="preserve">2–4 hours</w:t>
+              <w:t xml:space="preserve">1 hour (to confirm it fails)</w:t>
             </w:r>
           </w:p>
         </w:tc>
@@ -7001,7 +7047,7 @@
                 <w:sz w:val="20"/>
                 <w:szCs w:val="20"/>
               </w:rPr>
-              <w:t xml:space="preserve">If #5 works: prototype multi-reference embedding averaging</w:t>
+              <w:t xml:space="preserve">Prototype physical image split (face crop + body crop, separate renders)</w:t>
             </w:r>
           </w:p>
         </w:tc>
@@ -7055,7 +7101,7 @@
                 <w:sz w:val="20"/>
                 <w:szCs w:val="20"/>
               </w:rPr>
-              <w:t xml:space="preserve">#5</w:t>
+              <w:t xml:space="preserve">None</w:t>
             </w:r>
           </w:p>
         </w:tc>
@@ -7138,7 +7184,7 @@
                 <w:sz w:val="20"/>
                 <w:szCs w:val="20"/>
               </w:rPr>
-              <w:t xml:space="preserve">Install Impact Pack, prototype Face Detailer</w:t>
+              <w:t xml:space="preserve">If #6 works: prototype multi-reference embedding averaging</w:t>
             </w:r>
           </w:p>
         </w:tc>
@@ -7192,7 +7238,7 @@
                 <w:sz w:val="20"/>
                 <w:szCs w:val="20"/>
               </w:rPr>
-              <w:t xml:space="preserve">None</w:t>
+              <w:t xml:space="preserve">#6</w:t>
             </w:r>
           </w:p>
         </w:tc>
@@ -7219,7 +7265,7 @@
                 <w:sz w:val="20"/>
                 <w:szCs w:val="20"/>
               </w:rPr>
-              <w:t xml:space="preserve">2–3 hours</w:t>
+              <w:t xml:space="preserve">2–4 hours</w:t>
             </w:r>
           </w:p>
         </w:tc>
@@ -7275,7 +7321,7 @@
                 <w:sz w:val="20"/>
                 <w:szCs w:val="20"/>
               </w:rPr>
-              <w:t xml:space="preserve">Design and implement Character Library (local storage + UI)</w:t>
+              <w:t xml:space="preserve">Install Impact Pack, prototype Face Detailer</w:t>
             </w:r>
           </w:p>
         </w:tc>
@@ -7302,7 +7348,7 @@
                 <w:sz w:val="20"/>
                 <w:szCs w:val="20"/>
               </w:rPr>
-              <w:t xml:space="preserve">Feature</w:t>
+              <w:t xml:space="preserve">Experiment (UNVERIFIED)</w:t>
             </w:r>
           </w:p>
         </w:tc>
@@ -7329,7 +7375,7 @@
                 <w:sz w:val="20"/>
                 <w:szCs w:val="20"/>
               </w:rPr>
-              <w:t xml:space="preserve">#5–#6 validated</w:t>
+              <w:t xml:space="preserve">None</w:t>
             </w:r>
           </w:p>
         </w:tc>
@@ -7356,7 +7402,7 @@
                 <w:sz w:val="20"/>
                 <w:szCs w:val="20"/>
               </w:rPr>
-              <w:t xml:space="preserve">Multi-session</w:t>
+              <w:t xml:space="preserve">2–3 hours</w:t>
             </w:r>
           </w:p>
         </w:tc>
@@ -7412,7 +7458,7 @@
                 <w:sz w:val="20"/>
                 <w:szCs w:val="20"/>
               </w:rPr>
-              <w:t xml:space="preserve">Layer export (separate PNGs as minimum viable)</w:t>
+              <w:t xml:space="preserve">Design and implement Character Library (local storage + UI)</w:t>
             </w:r>
           </w:p>
         </w:tc>
@@ -7466,7 +7512,7 @@
                 <w:sz w:val="20"/>
                 <w:szCs w:val="20"/>
               </w:rPr>
-              <w:t xml:space="preserve">None</w:t>
+              <w:t xml:space="preserve">#6–#7 validated</w:t>
             </w:r>
           </w:p>
         </w:tc>
@@ -7493,7 +7539,7 @@
                 <w:sz w:val="20"/>
                 <w:szCs w:val="20"/>
               </w:rPr>
-              <w:t xml:space="preserve">1–2 hours</w:t>
+              <w:t xml:space="preserve">Multi-session</w:t>
             </w:r>
           </w:p>
         </w:tc>
@@ -7523,6 +7569,143 @@
                 <w:szCs w:val="20"/>
               </w:rPr>
               <w:t xml:space="preserve">10</w:t>
+            </w:r>
+          </w:p>
+        </w:tc>
+        <w:tc>
+          <w:tcPr>
+            <w:tcW w:type="dxa" w:w="3500"/>
+            <w:tcBorders>
+              <w:top w:val="single" w:color="CCCCCC" w:sz="1"/>
+              <w:left w:val="single" w:color="CCCCCC" w:sz="1"/>
+              <w:bottom w:val="single" w:color="CCCCCC" w:sz="1"/>
+              <w:right w:val="single" w:color="CCCCCC" w:sz="1"/>
+            </w:tcBorders>
+            <w:tcMar>
+              <w:top w:type="dxa" w:w="80"/>
+              <w:left w:type="dxa" w:w="120"/>
+              <w:bottom w:type="dxa" w:w="80"/>
+              <w:right w:type="dxa" w:w="120"/>
+            </w:tcMar>
+          </w:tcPr>
+          <w:p>
+            <w:r>
+              <w:rPr>
+                <w:rFonts w:ascii="Arial" w:cs="Arial" w:eastAsia="Arial" w:hAnsi="Arial"/>
+                <w:sz w:val="20"/>
+                <w:szCs w:val="20"/>
+              </w:rPr>
+              <w:t xml:space="preserve">Layer export (separate PNGs as minimum viable)</w:t>
+            </w:r>
+          </w:p>
+        </w:tc>
+        <w:tc>
+          <w:tcPr>
+            <w:tcW w:type="dxa" w:w="1600"/>
+            <w:tcBorders>
+              <w:top w:val="single" w:color="CCCCCC" w:sz="1"/>
+              <w:left w:val="single" w:color="CCCCCC" w:sz="1"/>
+              <w:bottom w:val="single" w:color="CCCCCC" w:sz="1"/>
+              <w:right w:val="single" w:color="CCCCCC" w:sz="1"/>
+            </w:tcBorders>
+            <w:tcMar>
+              <w:top w:type="dxa" w:w="80"/>
+              <w:left w:type="dxa" w:w="120"/>
+              <w:bottom w:type="dxa" w:w="80"/>
+              <w:right w:type="dxa" w:w="120"/>
+            </w:tcMar>
+          </w:tcPr>
+          <w:p>
+            <w:r>
+              <w:rPr>
+                <w:rFonts w:ascii="Arial" w:cs="Arial" w:eastAsia="Arial" w:hAnsi="Arial"/>
+                <w:sz w:val="20"/>
+                <w:szCs w:val="20"/>
+              </w:rPr>
+              <w:t xml:space="preserve">Feature</w:t>
+            </w:r>
+          </w:p>
+        </w:tc>
+        <w:tc>
+          <w:tcPr>
+            <w:tcW w:type="dxa" w:w="1500"/>
+            <w:tcBorders>
+              <w:top w:val="single" w:color="CCCCCC" w:sz="1"/>
+              <w:left w:val="single" w:color="CCCCCC" w:sz="1"/>
+              <w:bottom w:val="single" w:color="CCCCCC" w:sz="1"/>
+              <w:right w:val="single" w:color="CCCCCC" w:sz="1"/>
+            </w:tcBorders>
+            <w:tcMar>
+              <w:top w:type="dxa" w:w="80"/>
+              <w:left w:type="dxa" w:w="120"/>
+              <w:bottom w:type="dxa" w:w="80"/>
+              <w:right w:type="dxa" w:w="120"/>
+            </w:tcMar>
+          </w:tcPr>
+          <w:p>
+            <w:r>
+              <w:rPr>
+                <w:rFonts w:ascii="Arial" w:cs="Arial" w:eastAsia="Arial" w:hAnsi="Arial"/>
+                <w:sz w:val="20"/>
+                <w:szCs w:val="20"/>
+              </w:rPr>
+              <w:t xml:space="preserve">None</w:t>
+            </w:r>
+          </w:p>
+        </w:tc>
+        <w:tc>
+          <w:tcPr>
+            <w:tcW w:type="dxa" w:w="2360"/>
+            <w:tcBorders>
+              <w:top w:val="single" w:color="CCCCCC" w:sz="1"/>
+              <w:left w:val="single" w:color="CCCCCC" w:sz="1"/>
+              <w:bottom w:val="single" w:color="CCCCCC" w:sz="1"/>
+              <w:right w:val="single" w:color="CCCCCC" w:sz="1"/>
+            </w:tcBorders>
+            <w:tcMar>
+              <w:top w:type="dxa" w:w="80"/>
+              <w:left w:type="dxa" w:w="120"/>
+              <w:bottom w:type="dxa" w:w="80"/>
+              <w:right w:type="dxa" w:w="120"/>
+            </w:tcMar>
+          </w:tcPr>
+          <w:p>
+            <w:r>
+              <w:rPr>
+                <w:rFonts w:ascii="Arial" w:cs="Arial" w:eastAsia="Arial" w:hAnsi="Arial"/>
+                <w:sz w:val="20"/>
+                <w:szCs w:val="20"/>
+              </w:rPr>
+              <w:t xml:space="preserve">1–2 hours</w:t>
+            </w:r>
+          </w:p>
+        </w:tc>
+      </w:tr>
+      <w:tr>
+        <w:tc>
+          <w:tcPr>
+            <w:tcW w:type="dxa" w:w="400"/>
+            <w:tcBorders>
+              <w:top w:val="single" w:color="CCCCCC" w:sz="1"/>
+              <w:left w:val="single" w:color="CCCCCC" w:sz="1"/>
+              <w:bottom w:val="single" w:color="CCCCCC" w:sz="1"/>
+              <w:right w:val="single" w:color="CCCCCC" w:sz="1"/>
+            </w:tcBorders>
+            <w:tcMar>
+              <w:top w:type="dxa" w:w="80"/>
+              <w:left w:type="dxa" w:w="120"/>
+              <w:bottom w:type="dxa" w:w="80"/>
+              <w:right w:type="dxa" w:w="120"/>
+            </w:tcMar>
+          </w:tcPr>
+          <w:p>
+            <w:r>
+              <w:rPr>
+                <w:rFonts w:ascii="Arial" w:cs="Arial" w:eastAsia="Arial" w:hAnsi="Arial"/>
+                <w:sz w:val="20"/>
+                <w:szCs w:val="20"/>
+              </w:rPr>
+              <w:t xml:space="preserve">11</w:t>
             </w:r>
           </w:p>
         </w:tc>
@@ -8114,6 +8297,89 @@
                 <w:szCs w:val="20"/>
               </w:rPr>
               <w:t xml:space="preserve">Render 10 different characters with white_background tag. Run rembg. Inspect edges manually.</w:t>
+            </w:r>
+          </w:p>
+        </w:tc>
+      </w:tr>
+      <w:tr>
+        <w:tc>
+          <w:tcPr>
+            <w:tcW w:type="dxa" w:w="2800"/>
+            <w:tcBorders>
+              <w:top w:val="single" w:color="CCCCCC" w:sz="1"/>
+              <w:left w:val="single" w:color="CCCCCC" w:sz="1"/>
+              <w:bottom w:val="single" w:color="CCCCCC" w:sz="1"/>
+              <w:right w:val="single" w:color="CCCCCC" w:sz="1"/>
+            </w:tcBorders>
+            <w:tcMar>
+              <w:top w:type="dxa" w:w="80"/>
+              <w:left w:type="dxa" w:w="120"/>
+              <w:bottom w:type="dxa" w:w="80"/>
+              <w:right w:type="dxa" w:w="120"/>
+            </w:tcMar>
+          </w:tcPr>
+          <w:p>
+            <w:r>
+              <w:rPr>
+                <w:rFonts w:ascii="Arial" w:cs="Arial" w:eastAsia="Arial" w:hAnsi="Arial"/>
+                <w:sz w:val="20"/>
+                <w:szCs w:val="20"/>
+              </w:rPr>
+              <w:t xml:space="preserve">Does ComfyUI_MangaNinjia node work with FrameForge’s sketch+reference workflow?</w:t>
+            </w:r>
+          </w:p>
+        </w:tc>
+        <w:tc>
+          <w:tcPr>
+            <w:tcW w:type="dxa" w:w="2800"/>
+            <w:tcBorders>
+              <w:top w:val="single" w:color="CCCCCC" w:sz="1"/>
+              <w:left w:val="single" w:color="CCCCCC" w:sz="1"/>
+              <w:bottom w:val="single" w:color="CCCCCC" w:sz="1"/>
+              <w:right w:val="single" w:color="CCCCCC" w:sz="1"/>
+            </w:tcBorders>
+            <w:tcMar>
+              <w:top w:type="dxa" w:w="80"/>
+              <w:left w:type="dxa" w:w="120"/>
+              <w:bottom w:type="dxa" w:w="80"/>
+              <w:right w:type="dxa" w:w="120"/>
+            </w:tcMar>
+          </w:tcPr>
+          <w:p>
+            <w:r>
+              <w:rPr>
+                <w:rFonts w:ascii="Arial" w:cs="Arial" w:eastAsia="Arial" w:hAnsi="Arial"/>
+                <w:sz w:val="20"/>
+                <w:szCs w:val="20"/>
+              </w:rPr>
+              <w:t xml:space="preserve">If MangaNinja works, it could replace IP-Adapter for colorization entirely — solving color bleeding AND cross-angle problems.</w:t>
+            </w:r>
+          </w:p>
+        </w:tc>
+        <w:tc>
+          <w:tcPr>
+            <w:tcW w:type="dxa" w:w="3760"/>
+            <w:tcBorders>
+              <w:top w:val="single" w:color="CCCCCC" w:sz="1"/>
+              <w:left w:val="single" w:color="CCCCCC" w:sz="1"/>
+              <w:bottom w:val="single" w:color="CCCCCC" w:sz="1"/>
+              <w:right w:val="single" w:color="CCCCCC" w:sz="1"/>
+            </w:tcBorders>
+            <w:tcMar>
+              <w:top w:type="dxa" w:w="80"/>
+              <w:left w:type="dxa" w:w="120"/>
+              <w:bottom w:type="dxa" w:w="80"/>
+              <w:right w:type="dxa" w:w="120"/>
+            </w:tcMar>
+          </w:tcPr>
+          <w:p>
+            <w:r>
+              <w:rPr>
+                <w:rFonts w:ascii="Arial" w:cs="Arial" w:eastAsia="Arial" w:hAnsi="Arial"/>
+                <w:sz w:val="20"/>
+                <w:szCs w:val="20"/>
+              </w:rPr>
+              <w:t xml:space="preserve">Install node on RunPod, test with same sketch/reference pairs used in IP-Adapter experiments. Compare color accuracy, structural adherence, and cross-angle performance.</w:t>
             </w:r>
           </w:p>
         </w:tc>
